--- a/resources/dist/mapmaker/sheets/us-slavery-and-slave-trade-1850-student-sheet-es.docx
+++ b/resources/dist/mapmaker/sheets/us-slavery-and-slave-trade-1850-student-sheet-es.docx
@@ -64,7 +64,7 @@
         </w:rPr>
         <w:t xml:space="preserve">Abre el mapa en MapMaker: </w:t>
       </w:r>
-      <w:hyperlink w:history="1" r:id="rId8udzunxmifwoyderyaqcr">
+      <w:hyperlink w:history="1" r:id="rIdzdikc62f-2nmanukaqqmr">
         <w:r>
           <w:rPr>
             <w:i/>

--- a/resources/dist/mapmaker/sheets/us-slavery-and-slave-trade-1850-student-sheet-es.docx
+++ b/resources/dist/mapmaker/sheets/us-slavery-and-slave-trade-1850-student-sheet-es.docx
@@ -64,7 +64,7 @@
         </w:rPr>
         <w:t xml:space="preserve">Abre el mapa en MapMaker: </w:t>
       </w:r>
-      <w:hyperlink w:history="1" r:id="rIdzdikc62f-2nmanukaqqmr">
+      <w:hyperlink w:history="1" r:id="rIdtd_tjeiuqjraekfq-c2zp">
         <w:r>
           <w:rPr>
             <w:i/>

--- a/resources/dist/mapmaker/sheets/us-slavery-and-slave-trade-1850-student-sheet-es.docx
+++ b/resources/dist/mapmaker/sheets/us-slavery-and-slave-trade-1850-student-sheet-es.docx
@@ -64,7 +64,7 @@
         </w:rPr>
         <w:t xml:space="preserve">Abre el mapa en MapMaker: </w:t>
       </w:r>
-      <w:hyperlink w:history="1" r:id="rIdtd_tjeiuqjraekfq-c2zp">
+      <w:hyperlink w:history="1" r:id="rIdkj1toayr2grzkpihwtyji">
         <w:r>
           <w:rPr>
             <w:i/>
@@ -779,7 +779,7 @@
       <w:pStyle w:val="Credits"/>
     </w:pPr>
     <w:r>
-      <w:t xml:space="preserve">La esclavitud y la trata de esclavos en EE. UU., 1850, 0.8.0.</w:t>
+      <w:t xml:space="preserve">La esclavitud y la trata de esclavos en EE. UU., 1850, 0.8.1.</w:t>
     </w:r>
   </w:p>
 </w:ftr>

--- a/resources/dist/mapmaker/sheets/us-slavery-and-slave-trade-1850-student-sheet-es.docx
+++ b/resources/dist/mapmaker/sheets/us-slavery-and-slave-trade-1850-student-sheet-es.docx
@@ -55,7 +55,7 @@
     </w:p>
     <w:p>
       <w:pPr>
-        <w:spacing w:after="40"/>
+        <w:spacing w:after="160"/>
       </w:pPr>
       <w:r>
         <w:rPr>
@@ -64,7 +64,7 @@
         </w:rPr>
         <w:t xml:space="preserve">Abre el mapa en MapMaker: </w:t>
       </w:r>
-      <w:hyperlink w:history="1" r:id="rIdkj1toayr2grzkpihwtyji">
+      <w:hyperlink w:history="1" r:id="rIdwsgef06ytgvobzwwexpkl">
         <w:r>
           <w:rPr>
             <w:i/>
@@ -78,15 +78,6 @@
     </w:p>
     <w:p>
       <w:pPr>
-        <w:pStyle w:val="Credits"/>
-        <w:spacing w:after="160"/>
-      </w:pPr>
-      <w:r>
-        <w:t xml:space="preserve">Dirección del mapa: https://mpmkr.maps.arcgis.com/apps/instant/atlas/index.html?appid=0cd1cdee853c413a84bfe4b9a6931f0d&amp;webmap=819f60a5a3344d958d24f505849abaaa</w:t>
-      </w:r>
-    </w:p>
-    <w:p>
-      <w:pPr>
         <w:pStyle w:val="Heading2"/>
         <w:spacing w:after="20" w:before="80"/>
       </w:pPr>
@@ -705,19 +696,6 @@
       </w:pPr>
       <w:r>
         <w:t xml:space="preserve"/>
-      </w:r>
-    </w:p>
-    <w:p>
-      <w:pPr>
-        <w:pStyle w:val="Credits"/>
-        <w:spacing w:before="60" w:line="190"/>
-      </w:pPr>
-      <w:r>
-        <w:rPr>
-          <w:sz w:val="16"/>
-          <w:szCs w:val="16"/>
-        </w:rPr>
-        <w:t xml:space="preserve">Datos del mapa: Traced from a map in Harper's Atlas of American History (1920), as the pop-ups say; Traced from Harper's Atlas of American History (1920); Traced from Harper's Atlas of American History (1920), an early-1900s interpretation; Not stated on the layer (hosted by the MapMaker team); Harper's Atlas of American History (1920).</w:t>
       </w:r>
     </w:p>
     <w:sectPr>

--- a/resources/dist/mapmaker/sheets/us-slavery-and-slave-trade-1850-student-sheet-es.docx
+++ b/resources/dist/mapmaker/sheets/us-slavery-and-slave-trade-1850-student-sheet-es.docx
@@ -64,7 +64,7 @@
         </w:rPr>
         <w:t xml:space="preserve">Abre el mapa en MapMaker: </w:t>
       </w:r>
-      <w:hyperlink w:history="1" r:id="rIdwsgef06ytgvobzwwexpkl">
+      <w:hyperlink w:history="1" r:id="rIdutsk39-oa1yktcslymqbk">
         <w:r>
           <w:rPr>
             <w:i/>

--- a/resources/dist/mapmaker/sheets/us-slavery-and-slave-trade-1850-student-sheet-es.docx
+++ b/resources/dist/mapmaker/sheets/us-slavery-and-slave-trade-1850-student-sheet-es.docx
@@ -64,7 +64,7 @@
         </w:rPr>
         <w:t xml:space="preserve">Abre el mapa en MapMaker: </w:t>
       </w:r>
-      <w:hyperlink w:history="1" r:id="rIdutsk39-oa1yktcslymqbk">
+      <w:hyperlink w:history="1" r:id="rIdsmunlstj0es5ylzztfw-f">
         <w:r>
           <w:rPr>
             <w:i/>
@@ -757,7 +757,7 @@
       <w:pStyle w:val="Credits"/>
     </w:pPr>
     <w:r>
-      <w:t xml:space="preserve">La esclavitud y la trata de esclavos en EE. UU., 1850, 0.8.1.</w:t>
+      <w:t xml:space="preserve">La esclavitud y la trata de esclavos en EE. UU., 1850, 0.8.2.</w:t>
     </w:r>
   </w:p>
 </w:ftr>

--- a/resources/dist/mapmaker/sheets/us-slavery-and-slave-trade-1850-student-sheet-es.docx
+++ b/resources/dist/mapmaker/sheets/us-slavery-and-slave-trade-1850-student-sheet-es.docx
@@ -64,7 +64,7 @@
         </w:rPr>
         <w:t xml:space="preserve">Abre el mapa en MapMaker: </w:t>
       </w:r>
-      <w:hyperlink w:history="1" r:id="rIdsmunlstj0es5ylzztfw-f">
+      <w:hyperlink w:history="1" r:id="rIdhbwpw82ja1ucw3ksm5vjr">
         <w:r>
           <w:rPr>
             <w:i/>

--- a/resources/dist/mapmaker/sheets/us-slavery-and-slave-trade-1850-student-sheet-es.docx
+++ b/resources/dist/mapmaker/sheets/us-slavery-and-slave-trade-1850-student-sheet-es.docx
@@ -64,7 +64,7 @@
         </w:rPr>
         <w:t xml:space="preserve">Abre el mapa en MapMaker: </w:t>
       </w:r>
-      <w:hyperlink w:history="1" r:id="rIdhbwpw82ja1ucw3ksm5vjr">
+      <w:hyperlink w:history="1" r:id="rIdtu6nanvvwiwdcngvcf_2k">
         <w:r>
           <w:rPr>
             <w:i/>

--- a/resources/dist/mapmaker/sheets/us-slavery-and-slave-trade-1850-student-sheet-es.docx
+++ b/resources/dist/mapmaker/sheets/us-slavery-and-slave-trade-1850-student-sheet-es.docx
@@ -64,7 +64,7 @@
         </w:rPr>
         <w:t xml:space="preserve">Abre el mapa en MapMaker: </w:t>
       </w:r>
-      <w:hyperlink w:history="1" r:id="rIdtu6nanvvwiwdcngvcf_2k">
+      <w:hyperlink w:history="1" r:id="rIdldhab-9e6lo4wb1e0oor5">
         <w:r>
           <w:rPr>
             <w:i/>
